--- a/eng/docx/11.content.docx
+++ b/eng/docx/11.content.docx
@@ -19,7 +19,7 @@
         <w:rPr>
           <w:lang w:val="en_US" w:bidi="en_US"/>
         </w:rPr>
-        <w:t>Resource: unfoldingWord Simplified</w:t>
+        <w:t>Resource: unfoldingWord Simplified Text</w:t>
       </w:r>
       <w:r>
         <w:rPr>
@@ -39,13 +39,13 @@
           <w:b/>
           <w:lang w:val="en_US" w:bidi="en_US"/>
         </w:rPr>
-        <w:t>unfoldingWord Simplified</w:t>
-      </w:r>
-      <w:r>
-        <w:rPr>
-          <w:lang w:val="en_US" w:bidi="en_US"/>
-        </w:rPr>
-        <w:t xml:space="preserve"> © 2022 </w:t>
+        <w:t>unfoldingWord Simplified Text</w:t>
+      </w:r>
+      <w:r>
+        <w:rPr>
+          <w:lang w:val="en_US" w:bidi="en_US"/>
+        </w:rPr>
+        <w:t xml:space="preserve"> © 2026 </w:t>
       </w:r>
       <w:hyperlink r:id="rId13">
         <w:r>
@@ -74,7 +74,7 @@
             <w:color w:val="0000EE"/>
             <w:u w:val="single"/>
           </w:rPr>
-          <w:t>CC BY-SA 4.0 license</w:t>
+          <w:t>CC BY-SA 4.0</w:t>
         </w:r>
       </w:hyperlink>
       <w:r>
@@ -102,7 +102,7 @@
         <w:rPr>
           <w:lang w:val="en_US" w:bidi="en_US"/>
         </w:rPr>
-        <w:t>unfoldingWord Simplified</w:t>
+        <w:t>unfoldingWord Simplified Text</w:t>
       </w:r>
     </w:p>
     <w:p>

--- a/eng/docx/11.content.docx
+++ b/eng/docx/11.content.docx
@@ -6143,7 +6143,7 @@
         <w:rPr>
           <w:lang w:val="en_US" w:bidi="en_US"/>
         </w:rPr>
-        <w:t xml:space="preserve"> The glorious presence of Yahweh, expressed in the cloud, filled the temple. As a result, the priests were not able to continue their work.</w:t>
+        <w:t xml:space="preserve"> The glorious presence of Yahweh, which the cloud expressed, filled the temple. As a result, the priests were not able to continue their work.</w:t>
       </w:r>
     </w:p>
     <w:p>
@@ -6290,7 +6290,7 @@
         <w:rPr>
           <w:lang w:val="en_US" w:bidi="en_US"/>
         </w:rPr>
-        <w:t xml:space="preserve"> But Yahweh told him, ‘You wanted to build a temple for me, and it was good for you to want to do that.</w:t>
+        <w:t xml:space="preserve"> But Yahweh told him, ‘You wanted to build a temple for me, and it was good that you wanted to do that.</w:t>
       </w:r>
     </w:p>
     <w:p>
@@ -6311,7 +6311,7 @@
         <w:rPr>
           <w:lang w:val="en_US" w:bidi="en_US"/>
         </w:rPr>
-        <w:t xml:space="preserve"> However, you are not the one who is going to build it. Instead, one of your sons will build a temple where the Israelites will worship me.’</w:t>
+        <w:t xml:space="preserve"> However, you are not the one who is going to build it. Instead, one of your own sons will build a temple where the Israelites will worship me.’</w:t>
       </w:r>
     </w:p>
     <w:p>
@@ -6500,7 +6500,7 @@
         <w:rPr>
           <w:lang w:val="en_US" w:bidi="en_US"/>
         </w:rPr>
-        <w:t xml:space="preserve"> Even so, Yahweh, my God, please grant the requests that I make as I pray to you today. I have come to your temple today to pray. Please do what I am asking you earnestly to do.</w:t>
+        <w:t xml:space="preserve"> Even so, Yahweh, my God, please grant the requests that I make as I pray to you today. I have come to your temple today to pray. Please do what I am earnestly asking you to do.</w:t>
       </w:r>
     </w:p>
     <w:p>
@@ -6521,7 +6521,7 @@
         <w:rPr>
           <w:lang w:val="en_US" w:bidi="en_US"/>
         </w:rPr>
-        <w:t xml:space="preserve"> I pray that you will always regard this temple favorably. You said that when we Israelites built a temple, you would be pleased to have people worship you there. So whenever I face this temple {to acknowledge you} as I pray, please answer my prayer.</w:t>
+        <w:t xml:space="preserve"> I pray that you will always regard this temple favorably. You said that when we Israelites built a temple, you would be pleased to have people worship you there. So as I face this temple {to acknowledge you} as I pray, please answer my prayer.</w:t>
       </w:r>
     </w:p>
     <w:p>
@@ -6542,7 +6542,7 @@
         <w:rPr>
           <w:lang w:val="en_US" w:bidi="en_US"/>
         </w:rPr>
-        <w:t xml:space="preserve"> When I pray to you, or when Israelite people pray to you, we will face this temple {to acknowledge you}. You will be faraway in heaven where you live, but please pay attention to our prayer and answer it by forgiving us {for the sins that we have committed}.</w:t>
+        <w:t xml:space="preserve"> When I pray to you, or when Israelite people pray to you, we will face this temple {to acknowledge you}. You will be faraway in heaven where you live, but please do what we ask and forgive us {for the sins that we have committed}.</w:t>
       </w:r>
     </w:p>
     <w:p>
@@ -7440,7 +7440,7 @@
         <w:rPr>
           <w:lang w:val="en_US" w:bidi="en_US"/>
         </w:rPr>
-        <w:t xml:space="preserve"> But suppose that you or one of your descendants who becomes king stops worshiping me. Suppose you disobey the laws that I have given to you to obey. Suppose that you start to live the way that people who worship other gods live. Suppose you even bow down to idols that represent those gods.</w:t>
+        <w:t xml:space="preserve"> But suppose that you or one of your descendants who becomes king stops worshiping me. Suppose you disobey the laws that I have given to you to obey. Suppose that you start to live as people live who worship other gods live. Suppose you even bow down to idols that represent those gods.</w:t>
       </w:r>
     </w:p>
     <w:p>
@@ -7461,7 +7461,7 @@
         <w:rPr>
           <w:lang w:val="en_US" w:bidi="en_US"/>
         </w:rPr>
-        <w:t xml:space="preserve"> If you do that, then I will allow an enemy to take the Israelite people away from this land that I have given to them. I will also allow an enemy to destroy this temple that I have made a place where I will be especially present. Then people everywhere will use the Israelites as an example of a very bad thing happening to a people group. They will even mock other people by saying that they are like the Israelites.</w:t>
+        <w:t xml:space="preserve"> If you do that, then I will allow an enemy to take the Israelite people away from this land that I have given to them. I will also allow an enemy to destroy this temple that I have made a place where I will be especially present. Then people throughout the world will use the Israelites as an example of a very bad thing happening to a nation. They will even mock other people by saying that they are like the Israelites.</w:t>
       </w:r>
     </w:p>
     <w:p>
@@ -7734,7 +7734,7 @@
         <w:rPr>
           <w:lang w:val="en_US" w:bidi="en_US"/>
         </w:rPr>
-        <w:t xml:space="preserve"> There were many people {living in Solomon’s kingdom} who were not Israelites. Rather, they were Amorites, Hittites, Perizzites, Hivites, and Jebusites.</w:t>
+        <w:t xml:space="preserve"> There were many people still living in Solomon’s kingdom who were not Israelites. Rather, they were Amorites, Hittites, Perizzites, Hivites, and Jebusites.</w:t>
       </w:r>
     </w:p>
     <w:p>
@@ -8023,7 +8023,7 @@
         <w:rPr>
           <w:lang w:val="en_US" w:bidi="en_US"/>
         </w:rPr>
-        <w:t xml:space="preserve"> and she saw the food that he served. She saw how his many officials sat in different places of honor at meals. She saw how the waiters and cupbearers wore splendid uniforms. She also saw the many animals that he brought to the temple for the priests to burn completely as sacrifices. All of this overwhelmed her.</w:t>
+        <w:t xml:space="preserve"> and she saw the food that he served. She saw how his many officials sat in different places of honor at meals. She saw how the waiters and cupbearers wore splendid uniforms. She also saw the many animals that he brought to the temple for the priests to burn completely as sacrifices. What she saw overwhelmed her.</w:t>
       </w:r>
     </w:p>
     <w:p>
@@ -8086,7 +8086,7 @@
         <w:rPr>
           <w:lang w:val="en_US" w:bidi="en_US"/>
         </w:rPr>
-        <w:t xml:space="preserve"> How fortunate are your subjects! And how fortunate are your servants, who are always standing around you and listening to the wise things that you say!</w:t>
+        <w:t xml:space="preserve"> How fortunate are your subjects! And how fortunate are your servants, who are always standing around you and listen to the wise things that you say!</w:t>
       </w:r>
     </w:p>
     <w:p>
@@ -8107,7 +8107,7 @@
         <w:rPr>
           <w:lang w:val="en_US" w:bidi="en_US"/>
         </w:rPr>
-        <w:t xml:space="preserve"> I praise Yahweh, your God, who has shown that he is pleased with you by making you the king of Israel! Yahweh has always loved the Israelite people, and so he has appointed you to be a king who will rule them righteously.”</w:t>
+        <w:t xml:space="preserve"> I praise Yahweh, your God, who has shown that he is pleased with you by making you the king of Israel! Yahweh has always loved the Israelite people, and so he has appointed you to be a king who will rule them fairly and righteously.”</w:t>
       </w:r>
     </w:p>
     <w:p>
@@ -8170,7 +8170,7 @@
         <w:rPr>
           <w:lang w:val="en_US" w:bidi="en_US"/>
         </w:rPr>
-        <w:t xml:space="preserve"> King Solomon told his workers to use that wood to make furnishings for the temple and for his palace. He also told them to use it to make harps and lyres for the temple musicians. No one had ever brought so much sandalwood to Israel before, and no one has brought so much sandalwood to Israel since then.)</w:t>
+        <w:t xml:space="preserve"> King Solomon had his workers use that wood to make furnishings for the temple and for his palace. He also had them it to make harps and lyres for the temple musicians. No one had ever brought such sandalwood to Israel before, and no one has brought s uch sandalwood to Israel since then.)</w:t>
       </w:r>
     </w:p>
     <w:p>
@@ -8191,7 +8191,7 @@
         <w:rPr>
           <w:lang w:val="en_US" w:bidi="en_US"/>
         </w:rPr>
-        <w:t xml:space="preserve"> The Queen of Sheba admired many things in Jerusalem and asked for them, and Solomon gave them to her. He also gave her other generous gifts from his own riches. Then she and the people who had come with her returned to their own land.</w:t>
+        <w:t xml:space="preserve"> The Queen of Sheba admired many things in Jerusalem and asked for them, and Solomon gave them to her. He also gave her other generous gifts from his own riches. Then she and the officials who had come with her returned to their own land.</w:t>
       </w:r>
     </w:p>
     <w:p>
@@ -8254,7 +8254,7 @@
         <w:rPr>
           <w:lang w:val="en_US" w:bidi="en_US"/>
         </w:rPr>
-        <w:t xml:space="preserve"> King Solomon told his workers to take gold and hammer it {into thin sheets and cover} 200 large shields with {those thin sheets of} gold. They used nearly seven kilograms of gold to make each shield.</w:t>
+        <w:t xml:space="preserve"> King Solomon told his workers to take gold and hammer it {into thin sheets and cover} 200 large shields with {those thin sheets of} gold. They used nearly seven kilograms of gold to make each large shield.</w:t>
       </w:r>
     </w:p>
     <w:p>
@@ -8317,7 +8317,7 @@
         <w:rPr>
           <w:lang w:val="en_US" w:bidi="en_US"/>
         </w:rPr>
-        <w:t xml:space="preserve"> There were six steps in front of the throne. The back of the throne was rounded at the top. On each side of the throne, there was an armrest. There was a statue of a lion next to each armrest.</w:t>
+        <w:t xml:space="preserve"> There were six steps in front of the throne. The back of the throne was rounded at the top. There was an armrest on each side of the throne. There was a statue of a lion next to each armrest.</w:t>
       </w:r>
     </w:p>
     <w:p>
@@ -8359,7 +8359,7 @@
         <w:rPr>
           <w:lang w:val="en_US" w:bidi="en_US"/>
         </w:rPr>
-        <w:t xml:space="preserve"> King Solomon and his court officials drank from gold cups. His craftsmen also made all of the dishes for the House of the Forest of Lebanon by hammering out gold. They did not make any of these things from silver. That metal was so common during the time when Solomon ruled that people did not consider it to be valuable.</w:t>
+        <w:t xml:space="preserve"> King Solomon and his court officials drank only from gold cups. His craftsmen also made all of the dishes for the House of the Forest of Lebanon by hammering out gold. They did not make any of these things from silver. That metal was so common during the time when Solomon ruled that people did not consider it to be valuable.</w:t>
       </w:r>
     </w:p>
     <w:p>
@@ -8380,7 +8380,7 @@
         <w:rPr>
           <w:lang w:val="en_US" w:bidi="en_US"/>
         </w:rPr>
-        <w:t xml:space="preserve"> King Solomon had a fleet of ships that were able to sail out on the sea. That is where King Hiram’s ships also sailed {from Tyre}. The ships would sail to many different ports for three years. At the end of that time, they would bring back gold, silver, ivory, monkeys, and peacocks.</w:t>
+        <w:t xml:space="preserve"> They had so much gold because King Solomon had a fleet of ships that were able to sail out on the sea. That is where King Hiram’s ships also sailed {from Tyre}. The ships would sail to many different ports for three years. At the end of that time, they would bring back gold, silver, ivory, monkeys, and peacocks.</w:t>
       </w:r>
     </w:p>
     <w:p>
@@ -8422,7 +8422,7 @@
         <w:rPr>
           <w:lang w:val="en_US" w:bidi="en_US"/>
         </w:rPr>
-        <w:t xml:space="preserve"> People from many different places wanted to come and listen to the wise things that Solomon said about matters that God had enabled him to understand.</w:t>
+        <w:t xml:space="preserve"> People from many different places came to listen to the wise things that Solomon said about matters that God had enabled him to understand.</w:t>
       </w:r>
     </w:p>
     <w:p>
@@ -8443,7 +8443,7 @@
         <w:rPr>
           <w:lang w:val="en_US" w:bidi="en_US"/>
         </w:rPr>
-        <w:t xml:space="preserve"> All the people who came to him brought presents. They brought articles made from silver or gold, or robes, or weapons, or spices, or horses, or mules. The people continued to do this every year.</w:t>
+        <w:t xml:space="preserve"> Each of the people who came to him brought presents. They brought articles made from silver or gold, or robes, or weapons, or spices, or horses, or mules. The people continued to do this every year.</w:t>
       </w:r>
     </w:p>
     <w:p>
@@ -9404,7 +9404,7 @@
         <w:rPr>
           <w:lang w:val="en_US" w:bidi="en_US"/>
         </w:rPr>
-        <w:t xml:space="preserve"> There is a record of other things that Solomon did and many of the wise things that he said in the book that records the events of his reign.</w:t>
+        <w:t xml:space="preserve"> The book that records the events of Solomon’s reign describes further things that he did and many of the wise things that he said.</w:t>
       </w:r>
     </w:p>
     <w:p>
@@ -9546,7 +9546,7 @@
         <w:rPr>
           <w:lang w:val="en_US" w:bidi="en_US"/>
         </w:rPr>
-        <w:t xml:space="preserve"> “Your father Solomon forced us to work very hard, but if you allow us to work less hard, then we will agree to be your subjects.”</w:t>
+        <w:t xml:space="preserve"> “Your father Solomon forced us to work very hard, but if you allow us to work less hard and allow us to pay fewer taxes, then we will agree to be your subjects.”</w:t>
       </w:r>
     </w:p>
     <w:p>
@@ -9714,7 +9714,7 @@
         <w:rPr>
           <w:lang w:val="en_US" w:bidi="en_US"/>
         </w:rPr>
-        <w:t xml:space="preserve"> A couple of days after Jeroboam and the Israelite leaders first met with Rehoboam, they came to speak with him again, which is what he had told them to do.</w:t>
+        <w:t xml:space="preserve"> A couple of days after Jeroboam and the Israelite leaders first met with Rehoboam, they came to speak with him again, just as he had told them to do.</w:t>
       </w:r>
     </w:p>
     <w:p>
@@ -11489,7 +11489,7 @@
         <w:rPr>
           <w:lang w:val="en_US" w:bidi="en_US"/>
         </w:rPr>
-        <w:t xml:space="preserve"> Every time that the king went into the temple, those guards carried those shields, and after he left the temple, they returned the shields to their storeroom.</w:t>
+        <w:t xml:space="preserve"> Whenever the king was going to come into the temple, those guards got those shields and held them, and {after he left the temple,} they returned the shields to their storeroom.</w:t>
       </w:r>
     </w:p>
     <w:p>
@@ -16888,7 +16888,7 @@
         <w:rPr>
           <w:lang w:val="en_US" w:bidi="en_US"/>
         </w:rPr>
-        <w:t xml:space="preserve"> So Micaiah said to him, “{The truth is that in a vision} I saw all the Israelite soldiers scattered on the hills, the way sheep scatter when they do not have a shepherd. And Yahweh said, ‘Their master is dead. So let them all stop fighting and go home.’”</w:t>
+        <w:t xml:space="preserve"> So Micaiah said to him, “{The truth is that in a vision} I saw that the Israelite soldiers had scattered on the hills, the way sheep scatter when they do not have a shepherd. And Yahweh said, ‘Their master is dead. So let them all stop fighting and go home.’”</w:t>
       </w:r>
     </w:p>
     <w:p>
@@ -16951,7 +16951,7 @@
         <w:rPr>
           <w:lang w:val="en_US" w:bidi="en_US"/>
         </w:rPr>
-        <w:t xml:space="preserve"> And Yahweh asked, ‘Who can persuade Ahab to lead his army to attack Ramoth Gilead so that he will die in battle there?’ Some said to do that in one way while others said to do it in a different way.</w:t>
+        <w:t xml:space="preserve"> And Yahweh asked, ‘Who can persuade Ahab to lead his army to attack Ramoth Gilead so that he will die in battle there?’ Some said to do that in one way, while others said to do it in a different way.</w:t>
       </w:r>
     </w:p>
     <w:p>
